--- a/exports/docx/04_HOW_WE_MAKE_MONEY.docx
+++ b/exports/docx/04_HOW_WE_MAKE_MONEY.docx
@@ -5094,7 +5094,7 @@
                 <w:b w:val="0"/>
                 <w:sz w:val="17"/>
               </w:rPr>
-              <w:t>Pilot: 12 weeks, one site, up to 300 women</w:t>
+              <w:t>Pilot: 12 weeks, one site, up to 300 women (once certified)</w:t>
             </w:r>
           </w:p>
         </w:tc>
@@ -6727,6 +6727,20 @@
       </w:r>
       <w:r>
         <w:t xml:space="preserve"> Sell a fixed-price pilot with a written evaluation. Credit half the pilot fee against year one.</w:t>
+      </w:r>
+    </w:p>
+    <w:p>
+      <w:pPr>
+        <w:pStyle w:val="ListBullet"/>
+      </w:pPr>
+      <w:r>
+        <w:rPr>
+          <w:b/>
+        </w:rPr>
+        <w:t>This price book is for the finished product.</w:t>
+      </w:r>
+      <w:r>
+        <w:t xml:space="preserve"> For what you can charge today, see document 17.</w:t>
       </w:r>
     </w:p>
     <w:p>
